--- a/assets/Lakshmana_Kumar_M.docx
+++ b/assets/Lakshmana_Kumar_M.docx
@@ -401,14 +401,7 @@
           <w:b/>
           <w:bCs/>
         </w:rPr>
-        <w:t>B. Com</w:t>
-      </w:r>
-      <w:r>
-        <w:rPr>
-          <w:b/>
-          <w:bCs/>
-        </w:rPr>
-        <w:t xml:space="preserve"> (E-Commerce)</w:t>
+        <w:t>B. Com (E-Commerce)</w:t>
       </w:r>
       <w:r>
         <w:rPr>
@@ -692,7 +685,14 @@
           <w:sz w:val="19"/>
           <w:szCs w:val="19"/>
         </w:rPr>
-        <w:t>Developed to automate and simplify vendor invoice handling. Imports sales transaction data, organizes invoice records, and generates printable formats for business documentation, reducing manual effort and improving reporting accuracy while supporting export for auditing and supply chain tracking.</w:t>
+        <w:t>Developed a web application to manage vendor invoices and sales transactions. The system allows users to generate invoices, maintain vendor records, export reports, and print invoices in multiple formats, reducing manual processing</w:t>
+      </w:r>
+      <w:r>
+        <w:rPr>
+          <w:sz w:val="19"/>
+          <w:szCs w:val="19"/>
+        </w:rPr>
+        <w:t>.</w:t>
       </w:r>
     </w:p>
     <w:p>
@@ -709,7 +709,14 @@
           <w:sz w:val="19"/>
           <w:szCs w:val="19"/>
         </w:rPr>
-        <w:t>Engineered invoice creation and transaction storage modules in Laravel, automating end-to-end vendor invoice workflows.</w:t>
+        <w:t>Developed vendor invoice, sales transaction, and vendor management modules using Laravel and integrated them with a MySQL database</w:t>
+      </w:r>
+      <w:r>
+        <w:rPr>
+          <w:sz w:val="19"/>
+          <w:szCs w:val="19"/>
+        </w:rPr>
+        <w:t>.</w:t>
       </w:r>
     </w:p>
     <w:p>
@@ -726,7 +733,14 @@
           <w:sz w:val="19"/>
           <w:szCs w:val="19"/>
         </w:rPr>
-        <w:t>Architected the MySQL database schema for vendor and sales data, ensuring scalable, audit-ready record-keeping.</w:t>
+        <w:t>Implemented PDF and Excel export functionality with barcode generation, enabling users to generate and download business reports</w:t>
+      </w:r>
+      <w:r>
+        <w:rPr>
+          <w:sz w:val="19"/>
+          <w:szCs w:val="19"/>
+        </w:rPr>
+        <w:t>.</w:t>
       </w:r>
     </w:p>
     <w:p>
@@ -743,7 +757,14 @@
           <w:sz w:val="19"/>
           <w:szCs w:val="19"/>
         </w:rPr>
-        <w:t>Built PDF and Excel export functionality with integrated barcode generation, streamlining audit and supply-chain documentation.</w:t>
+        <w:t>Designed multiple invoice print layouts (Original, Duplicate, and Triplicate) based on business requirements</w:t>
+      </w:r>
+      <w:r>
+        <w:rPr>
+          <w:sz w:val="19"/>
+          <w:szCs w:val="19"/>
+        </w:rPr>
+        <w:t>.</w:t>
       </w:r>
     </w:p>
     <w:p>
@@ -760,7 +781,14 @@
           <w:sz w:val="19"/>
           <w:szCs w:val="19"/>
         </w:rPr>
-        <w:t>Delivered three configurable invoice print formats (Original, Duplicate, Triplicate), cutting manual formatting effort for business teams.</w:t>
+        <w:t>Participated in testing, bug fixing, and feature enhancements while collaborating with senior developers during the internship</w:t>
+      </w:r>
+      <w:r>
+        <w:rPr>
+          <w:sz w:val="19"/>
+          <w:szCs w:val="19"/>
+        </w:rPr>
+        <w:t>.</w:t>
       </w:r>
     </w:p>
     <w:p>
@@ -811,6 +839,7 @@
           <w:b/>
           <w:bCs/>
         </w:rPr>
+        <w:lastRenderedPageBreak/>
         <w:t>Food Safety GMP Audit Application</w:t>
       </w:r>
       <w:r>
@@ -837,7 +866,27 @@
           <w:sz w:val="18"/>
           <w:szCs w:val="18"/>
         </w:rPr>
-        <w:t>Role: Backend Developer</w:t>
+        <w:t xml:space="preserve">Role: </w:t>
+      </w:r>
+      <w:r>
+        <w:rPr>
+          <w:i/>
+          <w:iCs/>
+          <w:color w:val="595959"/>
+          <w:sz w:val="18"/>
+          <w:szCs w:val="18"/>
+        </w:rPr>
+        <w:t>Laravel</w:t>
+      </w:r>
+      <w:r>
+        <w:rPr>
+          <w:i/>
+          <w:iCs/>
+          <w:color w:val="595959"/>
+          <w:sz w:val="18"/>
+          <w:szCs w:val="18"/>
+        </w:rPr>
+        <w:t xml:space="preserve"> Developer</w:t>
       </w:r>
     </w:p>
     <w:p>
@@ -849,7 +898,14 @@
           <w:sz w:val="19"/>
           <w:szCs w:val="19"/>
         </w:rPr>
-        <w:t>Built to digitize and manage internal audit processes, allowing organizations to schedule audits, record findings, assign corrective actions, and track progress, with dashboards providing visibility into audit and rectification performance.</w:t>
+        <w:t>Developed a web-based audit management system to digitize food safety inspections and GMP audits. The application allows organizations to schedule audits, record findings, assign corrective actions, and monitor audit progress through a centralized dashboard</w:t>
+      </w:r>
+      <w:r>
+        <w:rPr>
+          <w:sz w:val="19"/>
+          <w:szCs w:val="19"/>
+        </w:rPr>
+        <w:t>.</w:t>
       </w:r>
     </w:p>
     <w:p>
@@ -866,7 +922,14 @@
           <w:sz w:val="19"/>
           <w:szCs w:val="19"/>
         </w:rPr>
-        <w:t>Built a role-based authentication and access-control system, securing audit data across multiple user roles.</w:t>
+        <w:t>Developed backend modules for audit scheduling, audit observations, and corrective action management using Laravel</w:t>
+      </w:r>
+      <w:r>
+        <w:rPr>
+          <w:sz w:val="19"/>
+          <w:szCs w:val="19"/>
+        </w:rPr>
+        <w:t>.</w:t>
       </w:r>
     </w:p>
     <w:p>
@@ -883,7 +946,14 @@
           <w:sz w:val="19"/>
           <w:szCs w:val="19"/>
         </w:rPr>
-        <w:t>Developed audit scheduling and issue-logging modules, digitizing previously manual audit workflows.</w:t>
+        <w:t>Implemented role-based authentication and user permission management to provide secure access for different user roles</w:t>
+      </w:r>
+      <w:r>
+        <w:rPr>
+          <w:sz w:val="19"/>
+          <w:szCs w:val="19"/>
+        </w:rPr>
+        <w:t>.</w:t>
       </w:r>
     </w:p>
     <w:p>
@@ -900,7 +970,14 @@
           <w:sz w:val="19"/>
           <w:szCs w:val="19"/>
         </w:rPr>
-        <w:t>Implemented end-to-end corrective action tracking workflows, improving accountability and audit closure rates.</w:t>
+        <w:t>Created REST APIs and optimized database queries to improve application performance and data retrieval</w:t>
+      </w:r>
+      <w:r>
+        <w:rPr>
+          <w:sz w:val="19"/>
+          <w:szCs w:val="19"/>
+        </w:rPr>
+        <w:t>.</w:t>
       </w:r>
     </w:p>
     <w:p>
@@ -934,7 +1011,14 @@
           <w:sz w:val="19"/>
           <w:szCs w:val="19"/>
         </w:rPr>
-        <w:t>Optimized database queries and operations, improving application responsiveness and reliability.</w:t>
+        <w:t>Worked on bug fixing, feature enhancements, and testing to ensure smooth functionality before deployment</w:t>
+      </w:r>
+      <w:r>
+        <w:rPr>
+          <w:sz w:val="19"/>
+          <w:szCs w:val="19"/>
+        </w:rPr>
+        <w:t>.</w:t>
       </w:r>
     </w:p>
     <w:p>
@@ -1011,7 +1095,14 @@
           <w:sz w:val="19"/>
           <w:szCs w:val="19"/>
         </w:rPr>
-        <w:t>A Laravel backend with a Flutter mobile application for field users to complete safety checklists, record remarks, and submit verification data, improving monitoring and ensuring structured documentation of safety procedures.</w:t>
+        <w:t>Developed a Laravel web application with a Flutter mobile application to manage workplace safety inspections. The system enables field users to complete safety checklists, submit inspection data, and maintain safety records in real time</w:t>
+      </w:r>
+      <w:r>
+        <w:rPr>
+          <w:sz w:val="19"/>
+          <w:szCs w:val="19"/>
+        </w:rPr>
+        <w:t>.</w:t>
       </w:r>
     </w:p>
     <w:p>
@@ -1028,7 +1119,14 @@
           <w:sz w:val="19"/>
           <w:szCs w:val="19"/>
         </w:rPr>
-        <w:t>Built REST APIs to power real-time communication between the Flutter mobile app and Laravel backend.</w:t>
+        <w:t>Developed REST APIs in Laravel and integrated them with the Flutter mobile application for seamless data communication</w:t>
+      </w:r>
+      <w:r>
+        <w:rPr>
+          <w:sz w:val="19"/>
+          <w:szCs w:val="19"/>
+        </w:rPr>
+        <w:t>.</w:t>
       </w:r>
     </w:p>
     <w:p>
@@ -1045,7 +1143,14 @@
           <w:sz w:val="19"/>
           <w:szCs w:val="19"/>
         </w:rPr>
-        <w:t>Developed safety checklist UI screens and workflows in Flutter, enabling field users to log inspections on the go.</w:t>
+        <w:t>Built mobile screens for safety checklists, inspection forms, remarks, and verification workflows using Flutter</w:t>
+      </w:r>
+      <w:r>
+        <w:rPr>
+          <w:sz w:val="19"/>
+          <w:szCs w:val="19"/>
+        </w:rPr>
+        <w:t>.</w:t>
       </w:r>
     </w:p>
     <w:p>
@@ -1062,7 +1167,14 @@
           <w:sz w:val="19"/>
           <w:szCs w:val="19"/>
         </w:rPr>
-        <w:t>Integrated frontend and backend systems for real-time data updates, improving turnaround on safety verification reporting.</w:t>
+        <w:t>Designed and maintained MySQL database structures using Eloquent ORM to manage inspection and user data</w:t>
+      </w:r>
+      <w:r>
+        <w:rPr>
+          <w:sz w:val="19"/>
+          <w:szCs w:val="19"/>
+        </w:rPr>
+        <w:t>.</w:t>
       </w:r>
     </w:p>
     <w:p>
@@ -1070,30 +1182,6 @@
         <w:pStyle w:val="ListParagraph"/>
         <w:numPr>
           <w:ilvl w:val="0"/>
-          <w:numId w:val="21"/>
-        </w:numPr>
-        <w:spacing w:after="20"/>
-      </w:pPr>
-      <w:r>
-        <w:rPr>
-          <w:sz w:val="19"/>
-          <w:szCs w:val="19"/>
-        </w:rPr>
-        <w:t>Modelled</w:t>
-      </w:r>
-      <w:r>
-        <w:rPr>
-          <w:sz w:val="19"/>
-          <w:szCs w:val="19"/>
-        </w:rPr>
-        <w:t xml:space="preserve"> complex database relationships using Eloquent ORM, ensuring data consistency across modules.</w:t>
-      </w:r>
-    </w:p>
-    <w:p>
-      <w:pPr>
-        <w:pStyle w:val="ListParagraph"/>
-        <w:numPr>
-          <w:ilvl w:val="0"/>
           <w:numId w:val="22"/>
         </w:numPr>
         <w:spacing w:after="20"/>
@@ -1103,7 +1191,14 @@
           <w:sz w:val="19"/>
           <w:szCs w:val="19"/>
         </w:rPr>
-        <w:t>Conducted functional testing and resolved defects, improving application stability ahead of release.</w:t>
+        <w:t>Performed application testing, resolved reported issues, and implemented new requirements based on client feedback</w:t>
+      </w:r>
+      <w:r>
+        <w:rPr>
+          <w:sz w:val="19"/>
+          <w:szCs w:val="19"/>
+        </w:rPr>
+        <w:t>.</w:t>
       </w:r>
     </w:p>
     <w:p>
@@ -1180,7 +1275,14 @@
           <w:sz w:val="19"/>
           <w:szCs w:val="19"/>
         </w:rPr>
-        <w:t>Assists logistics teams in surveying routes before transporting heavy cargo, capturing obstacles such as low bridges, narrow roads, and overhead lines, along with location data and photos, even in offline mode.</w:t>
+        <w:t>Developed a mobile application for surveying transportation routes before heavy cargo movement. The application records route details, GPS locations, photos, and potential obstacles while supporting offline data collection</w:t>
+      </w:r>
+      <w:r>
+        <w:rPr>
+          <w:sz w:val="19"/>
+          <w:szCs w:val="19"/>
+        </w:rPr>
+        <w:t>.</w:t>
       </w:r>
     </w:p>
     <w:p>
@@ -1197,7 +1299,14 @@
           <w:sz w:val="19"/>
           <w:szCs w:val="19"/>
         </w:rPr>
-        <w:t>Built a Flutter mobile application with Google Maps integration for live route surveying.</w:t>
+        <w:t>Developed the Flutter mobile application with Google Maps integration for route navigation and survey data collection</w:t>
+      </w:r>
+      <w:r>
+        <w:rPr>
+          <w:sz w:val="19"/>
+          <w:szCs w:val="19"/>
+        </w:rPr>
+        <w:t>.</w:t>
       </w:r>
     </w:p>
     <w:p>
@@ -1214,7 +1323,14 @@
           <w:sz w:val="19"/>
           <w:szCs w:val="19"/>
         </w:rPr>
-        <w:t>Implemented hurdle-marking features with photo documentation, helping logistics teams flag route obstacles before cargo transport.</w:t>
+        <w:t>Implemented obstacle recording with image capture, GPS coordinates, and detailed survey information for logistics teams</w:t>
+      </w:r>
+      <w:r>
+        <w:rPr>
+          <w:sz w:val="19"/>
+          <w:szCs w:val="19"/>
+        </w:rPr>
+        <w:t>.</w:t>
       </w:r>
     </w:p>
     <w:p>
@@ -1231,7 +1347,14 @@
           <w:sz w:val="19"/>
           <w:szCs w:val="19"/>
         </w:rPr>
-        <w:t>Designed offline-first data storage using SQLite, ensuring uninterrupted surveys in low-connectivity areas.</w:t>
+        <w:t>Designed offline data storage using SQLite and implemented automatic synchronization when network connectivity was restored</w:t>
+      </w:r>
+      <w:r>
+        <w:rPr>
+          <w:sz w:val="19"/>
+          <w:szCs w:val="19"/>
+        </w:rPr>
+        <w:t>.</w:t>
       </w:r>
     </w:p>
     <w:p>
@@ -1239,23 +1362,6 @@
         <w:pStyle w:val="ListParagraph"/>
         <w:numPr>
           <w:ilvl w:val="0"/>
-          <w:numId w:val="26"/>
-        </w:numPr>
-        <w:spacing w:after="20"/>
-      </w:pPr>
-      <w:r>
-        <w:rPr>
-          <w:sz w:val="19"/>
-          <w:szCs w:val="19"/>
-        </w:rPr>
-        <w:t>Enabled automatic background synchronization once connectivity resumed, eliminating manual data re-entry.</w:t>
-      </w:r>
-    </w:p>
-    <w:p>
-      <w:pPr>
-        <w:pStyle w:val="ListParagraph"/>
-        <w:numPr>
-          <w:ilvl w:val="0"/>
           <w:numId w:val="27"/>
         </w:numPr>
         <w:spacing w:after="20"/>
@@ -1265,7 +1371,14 @@
           <w:sz w:val="19"/>
           <w:szCs w:val="19"/>
         </w:rPr>
-        <w:t>Integrated REST APIs for real-time data sharing with backend systems, supporting faster route-planning decisions.</w:t>
+        <w:t>Integrated REST APIs with the backend system and worked on performance improvements, testing, and bug fixes</w:t>
+      </w:r>
+      <w:r>
+        <w:rPr>
+          <w:sz w:val="19"/>
+          <w:szCs w:val="19"/>
+        </w:rPr>
+        <w:t>.</w:t>
       </w:r>
     </w:p>
     <w:p>
@@ -1342,7 +1455,14 @@
           <w:sz w:val="19"/>
           <w:szCs w:val="19"/>
         </w:rPr>
-        <w:t>Manages driver attendance and trip expense tracking using face recognition for secure daily attendance verification and photo proof for trip expenses, improving accountability and simplifying expense management.</w:t>
+        <w:t>Developed a driver management application to handle attendance and trip expense tracking. The application allows drivers to mark attendance using face recognition and submit trip expenses with supporting images</w:t>
+      </w:r>
+      <w:r>
+        <w:rPr>
+          <w:sz w:val="19"/>
+          <w:szCs w:val="19"/>
+        </w:rPr>
+        <w:t>.</w:t>
       </w:r>
     </w:p>
     <w:p>
@@ -1359,7 +1479,14 @@
           <w:sz w:val="19"/>
           <w:szCs w:val="19"/>
         </w:rPr>
-        <w:t>Built a mobile application for driver attendance and trip expense tracking, replacing manual paper-based logs.</w:t>
+        <w:t>Developed attendance management and trip expense modules using Flutter and Laravel</w:t>
+      </w:r>
+      <w:r>
+        <w:rPr>
+          <w:sz w:val="19"/>
+          <w:szCs w:val="19"/>
+        </w:rPr>
+        <w:t>.</w:t>
       </w:r>
     </w:p>
     <w:p>
@@ -1376,7 +1503,14 @@
           <w:sz w:val="19"/>
           <w:szCs w:val="19"/>
         </w:rPr>
-        <w:t>Integrated a Python-based face detection model with the Laravel backend, enabling secure, fraud-resistant attendance verification.</w:t>
+        <w:t>Integrated Python-based face detection with the Laravel backend for secure driver attendance verification</w:t>
+      </w:r>
+      <w:r>
+        <w:rPr>
+          <w:sz w:val="19"/>
+          <w:szCs w:val="19"/>
+        </w:rPr>
+        <w:t>.</w:t>
       </w:r>
     </w:p>
     <w:p>
@@ -1393,7 +1527,14 @@
           <w:sz w:val="19"/>
           <w:szCs w:val="19"/>
         </w:rPr>
-        <w:t>Implemented OTP-based authentication, strengthening login security for drivers.</w:t>
+        <w:t>Implemented OTP-based login authentication and developed APIs for communication between mobile and backend systems</w:t>
+      </w:r>
+      <w:r>
+        <w:rPr>
+          <w:sz w:val="19"/>
+          <w:szCs w:val="19"/>
+        </w:rPr>
+        <w:t>.</w:t>
       </w:r>
     </w:p>
     <w:p>
@@ -1410,7 +1551,14 @@
           <w:sz w:val="19"/>
           <w:szCs w:val="19"/>
         </w:rPr>
-        <w:t>Built trip expense entry and photo-upload features with proof-of-expense capture, improving expense accountability.</w:t>
+        <w:t>Added image upload functionality for expense records and participated in testing, bug fixing, and feature improvements</w:t>
+      </w:r>
+      <w:r>
+        <w:rPr>
+          <w:sz w:val="19"/>
+          <w:szCs w:val="19"/>
+        </w:rPr>
+        <w:t>.</w:t>
       </w:r>
     </w:p>
     <w:p>
@@ -1487,7 +1635,14 @@
           <w:sz w:val="19"/>
           <w:szCs w:val="19"/>
         </w:rPr>
-        <w:t>A warehouse and supply chain management system handling packing, storage, picking, invoice mapping, and dispatch operations, with web and mobile applications coordinating in real time using QR-based tracking.</w:t>
+        <w:t>Developed a warehouse and supply chain management application to support packing, inventory movement, picking, invoice mapping, and dispatch operations. The mobile application communicates with the web system to provide real-time warehouse updates</w:t>
+      </w:r>
+      <w:r>
+        <w:rPr>
+          <w:sz w:val="19"/>
+          <w:szCs w:val="19"/>
+        </w:rPr>
+        <w:t>.</w:t>
       </w:r>
     </w:p>
     <w:p>
@@ -1504,21 +1659,14 @@
           <w:sz w:val="19"/>
           <w:szCs w:val="19"/>
         </w:rPr>
-        <w:t xml:space="preserve">Developed packing, scanning, and dispatch modules in Flutter, streamlining warehouse </w:t>
-      </w:r>
-      <w:r>
-        <w:rPr>
-          <w:sz w:val="19"/>
-          <w:szCs w:val="19"/>
-        </w:rPr>
-        <w:t>fulfilment</w:t>
-      </w:r>
-      <w:r>
-        <w:rPr>
-          <w:sz w:val="19"/>
-          <w:szCs w:val="19"/>
-        </w:rPr>
-        <w:t xml:space="preserve"> operations.</w:t>
+        <w:t>Developed Flutter modules for packing, picklist management, inventory scanning, and dispatch operations based on warehouse workflows</w:t>
+      </w:r>
+      <w:r>
+        <w:rPr>
+          <w:sz w:val="19"/>
+          <w:szCs w:val="19"/>
+        </w:rPr>
+        <w:t>.</w:t>
       </w:r>
     </w:p>
     <w:p>
@@ -1535,7 +1683,14 @@
           <w:sz w:val="19"/>
           <w:szCs w:val="19"/>
         </w:rPr>
-        <w:t>Implemented QR-based tracking for inventory movement, improving traceability across the supply chain.</w:t>
+        <w:t>Implemented QR code scanning functionality to track inventory movement and improve product traceability throughout the warehouse</w:t>
+      </w:r>
+      <w:r>
+        <w:rPr>
+          <w:sz w:val="19"/>
+          <w:szCs w:val="19"/>
+        </w:rPr>
+        <w:t>.</w:t>
       </w:r>
     </w:p>
     <w:p>
@@ -1552,7 +1707,14 @@
           <w:sz w:val="19"/>
           <w:szCs w:val="19"/>
         </w:rPr>
-        <w:t>Built picklist management and invoice-mapping features, reducing manual order-processing steps.</w:t>
+        <w:t>Integrated the mobile application with backend REST APIs to synchronize warehouse data in real time with the web application</w:t>
+      </w:r>
+      <w:r>
+        <w:rPr>
+          <w:sz w:val="19"/>
+          <w:szCs w:val="19"/>
+        </w:rPr>
+        <w:t>.</w:t>
       </w:r>
     </w:p>
     <w:p>
@@ -1569,7 +1731,14 @@
           <w:sz w:val="19"/>
           <w:szCs w:val="19"/>
         </w:rPr>
-        <w:t>Integrated the mobile application with the web backend via REST APIs, enabling real-time coordination between warehouse and office systems.</w:t>
+        <w:t>Worked closely with the development team to test new features, resolve reported issues, and enhance application performance</w:t>
+      </w:r>
+      <w:r>
+        <w:rPr>
+          <w:sz w:val="19"/>
+          <w:szCs w:val="19"/>
+        </w:rPr>
+        <w:t>.</w:t>
       </w:r>
     </w:p>
     <w:p>
@@ -2337,7 +2506,6 @@
   <w:style w:type="character" w:default="1" w:styleId="DefaultParagraphFont">
     <w:name w:val="Default Paragraph Font"/>
     <w:uiPriority w:val="1"/>
-    <w:semiHidden/>
     <w:unhideWhenUsed/>
   </w:style>
   <w:style w:type="table" w:default="1" w:styleId="TableNormal">
